--- a/project-personal/stage3/report/report.docx
+++ b/project-personal/stage3/report/report.docx
@@ -111,11 +111,17 @@
         <w:pStyle w:val="FirstParagraph"/>
       </w:pPr>
       <w:r>
-        <w:t xml:space="preserve">Создать индивидуальный сайт, постепенно его заполняя</w:t>
+        <w:t xml:space="preserve">Hydra используется для подбора или взлома имени пользователя и пароля.</w:t>
+      </w:r>
+      <w:r>
+        <w:t xml:space="preserve"> </w:t>
+      </w:r>
+      <w:r>
+        <w:t xml:space="preserve">Поддерживает подбор для большого набора приложений.</w:t>
       </w:r>
     </w:p>
     <w:bookmarkEnd w:id="20"/>
-    <w:bookmarkStart w:id="21" w:name="задание"/>
+    <w:bookmarkStart w:id="33" w:name="выполнение-лабораторной-работы"/>
     <w:p>
       <w:pPr>
         <w:pStyle w:val="Heading1"/>
@@ -130,7 +136,7 @@
         <w:tab/>
       </w:r>
       <w:r>
-        <w:t xml:space="preserve">Задание</w:t>
+        <w:t xml:space="preserve">Выполнение лабораторной работы</w:t>
       </w:r>
     </w:p>
     <w:p>
@@ -138,58 +144,7 @@
         <w:pStyle w:val="FirstParagraph"/>
       </w:pPr>
       <w:r>
-        <w:t xml:space="preserve">Добавить информацию о навыках (Skills).</w:t>
-      </w:r>
-      <w:r>
-        <w:t xml:space="preserve"> </w:t>
-      </w:r>
-      <w:r>
-        <w:t xml:space="preserve">Добавить информацию об опыте (Experience).</w:t>
-      </w:r>
-      <w:r>
-        <w:t xml:space="preserve"> </w:t>
-      </w:r>
-      <w:r>
-        <w:t xml:space="preserve">Добавить информацию о достижениях (Accomplishments).</w:t>
-      </w:r>
-      <w:r>
-        <w:t xml:space="preserve"> </w:t>
-      </w:r>
-      <w:r>
-        <w:t xml:space="preserve">Сделать пост по прошедшей неделе.</w:t>
-      </w:r>
-      <w:r>
-        <w:t xml:space="preserve"> </w:t>
-      </w:r>
-      <w:r>
-        <w:t xml:space="preserve">Добавить пост на тему по выбору:</w:t>
-      </w:r>
-    </w:p>
-    <w:bookmarkEnd w:id="21"/>
-    <w:bookmarkStart w:id="31" w:name="выполнение-лабораторной-работы"/>
-    <w:p>
-      <w:pPr>
-        <w:pStyle w:val="Heading1"/>
-      </w:pPr>
-      <w:r>
-        <w:rPr>
-          <w:rStyle w:val="SectionNumber"/>
-        </w:rPr>
-        <w:t xml:space="preserve">3</w:t>
-      </w:r>
-      <w:r>
-        <w:tab/>
-      </w:r>
-      <w:r>
-        <w:t xml:space="preserve">Выполнение лабораторной работы</w:t>
-      </w:r>
-    </w:p>
-    <w:p>
-      <w:pPr>
-        <w:pStyle w:val="FirstParagraph"/>
-      </w:pPr>
-      <w:r>
-        <w:t xml:space="preserve">Заполним информацию о навыках в файле _index.md</w:t>
+        <w:t xml:space="preserve">После открытие терминала и командой распакует файл rockyou.txt.gz</w:t>
       </w:r>
     </w:p>
     <w:p>
@@ -199,20 +154,20 @@
       <w:r>
         <w:drawing>
           <wp:inline>
-            <wp:extent cx="5334000" cy="7262579"/>
+            <wp:extent cx="4229100" cy="542925"/>
             <wp:effectExtent b="0" l="0" r="0" t="0"/>
-            <wp:docPr descr="1" title="" id="23" name="Picture"/>
+            <wp:docPr descr="1" title="" id="22" name="Picture"/>
             <a:graphic>
               <a:graphicData uri="http://schemas.openxmlformats.org/drawingml/2006/picture">
                 <pic:pic>
                   <pic:nvPicPr>
-                    <pic:cNvPr descr="image/1.png" id="24" name="Picture"/>
+                    <pic:cNvPr descr="image/1.png" id="23" name="Picture"/>
                     <pic:cNvPicPr>
                       <a:picLocks noChangeArrowheads="1" noChangeAspect="1"/>
                     </pic:cNvPicPr>
                   </pic:nvPicPr>
                   <pic:blipFill>
-                    <a:blip r:embed="rId22"/>
+                    <a:blip r:embed="rId21"/>
                     <a:stretch>
                       <a:fillRect/>
                     </a:stretch>
@@ -220,7 +175,7 @@
                   <pic:spPr bwMode="auto">
                     <a:xfrm>
                       <a:off x="0" y="0"/>
-                      <a:ext cx="5334000" cy="7262579"/>
+                      <a:ext cx="4229100" cy="542925"/>
                     </a:xfrm>
                     <a:prstGeom prst="rect">
                       <a:avLst/>
@@ -252,15 +207,7 @@
         <w:pStyle w:val="BodyText"/>
       </w:pPr>
       <w:r>
-        <w:t xml:space="preserve">Пост о прошедшей неделе</w:t>
-      </w:r>
-    </w:p>
-    <w:p>
-      <w:pPr>
-        <w:pStyle w:val="BodyText"/>
-      </w:pPr>
-      <w:r>
-        <w:t xml:space="preserve">Напишем пост о прошедшей неделе</w:t>
+        <w:t xml:space="preserve">После чего откроем на сайте файлы куки</w:t>
       </w:r>
     </w:p>
     <w:p>
@@ -270,20 +217,20 @@
       <w:r>
         <w:drawing>
           <wp:inline>
-            <wp:extent cx="5334000" cy="2602624"/>
+            <wp:extent cx="3609975" cy="942975"/>
             <wp:effectExtent b="0" l="0" r="0" t="0"/>
-            <wp:docPr descr="2" title="" id="26" name="Picture"/>
+            <wp:docPr descr="2" title="" id="25" name="Picture"/>
             <a:graphic>
               <a:graphicData uri="http://schemas.openxmlformats.org/drawingml/2006/picture">
                 <pic:pic>
                   <pic:nvPicPr>
-                    <pic:cNvPr descr="image/2.png" id="27" name="Picture"/>
+                    <pic:cNvPr descr="image/2.png" id="26" name="Picture"/>
                     <pic:cNvPicPr>
                       <a:picLocks noChangeArrowheads="1" noChangeAspect="1"/>
                     </pic:cNvPicPr>
                   </pic:nvPicPr>
                   <pic:blipFill>
-                    <a:blip r:embed="rId25"/>
+                    <a:blip r:embed="rId24"/>
                     <a:stretch>
                       <a:fillRect/>
                     </a:stretch>
@@ -291,7 +238,7 @@
                   <pic:spPr bwMode="auto">
                     <a:xfrm>
                       <a:off x="0" y="0"/>
-                      <a:ext cx="5334000" cy="2602624"/>
+                      <a:ext cx="3609975" cy="942975"/>
                     </a:xfrm>
                     <a:prstGeom prst="rect">
                       <a:avLst/>
@@ -323,15 +270,7 @@
         <w:pStyle w:val="BodyText"/>
       </w:pPr>
       <w:r>
-        <w:t xml:space="preserve">Пост о Latex</w:t>
-      </w:r>
-    </w:p>
-    <w:p>
-      <w:pPr>
-        <w:pStyle w:val="BodyText"/>
-      </w:pPr>
-      <w:r>
-        <w:t xml:space="preserve">Напишием пост о языке разметки Latex</w:t>
+        <w:t xml:space="preserve">Затем пропишем команду, которая указана в туисе и откредактируем под наши данные</w:t>
       </w:r>
     </w:p>
     <w:p>
@@ -341,20 +280,20 @@
       <w:r>
         <w:drawing>
           <wp:inline>
-            <wp:extent cx="5334000" cy="3118338"/>
+            <wp:extent cx="5334000" cy="745252"/>
             <wp:effectExtent b="0" l="0" r="0" t="0"/>
-            <wp:docPr descr="3" title="" id="29" name="Picture"/>
+            <wp:docPr descr="3" title="" id="28" name="Picture"/>
             <a:graphic>
               <a:graphicData uri="http://schemas.openxmlformats.org/drawingml/2006/picture">
                 <pic:pic>
                   <pic:nvPicPr>
-                    <pic:cNvPr descr="image/3.png" id="30" name="Picture"/>
+                    <pic:cNvPr descr="image/3.png" id="29" name="Picture"/>
                     <pic:cNvPicPr>
                       <a:picLocks noChangeArrowheads="1" noChangeAspect="1"/>
                     </pic:cNvPicPr>
                   </pic:nvPicPr>
                   <pic:blipFill>
-                    <a:blip r:embed="rId28"/>
+                    <a:blip r:embed="rId27"/>
                     <a:stretch>
                       <a:fillRect/>
                     </a:stretch>
@@ -362,7 +301,7 @@
                   <pic:spPr bwMode="auto">
                     <a:xfrm>
                       <a:off x="0" y="0"/>
-                      <a:ext cx="5334000" cy="3118338"/>
+                      <a:ext cx="5334000" cy="745252"/>
                     </a:xfrm>
                     <a:prstGeom prst="rect">
                       <a:avLst/>
@@ -394,6 +333,69 @@
         <w:pStyle w:val="BodyText"/>
       </w:pPr>
       <w:r>
+        <w:t xml:space="preserve">Проверим получилось ли у нас или нет</w:t>
+      </w:r>
+    </w:p>
+    <w:p>
+      <w:pPr>
+        <w:pStyle w:val="CaptionedFigure"/>
+      </w:pPr>
+      <w:r>
+        <w:drawing>
+          <wp:inline>
+            <wp:extent cx="5334000" cy="2368473"/>
+            <wp:effectExtent b="0" l="0" r="0" t="0"/>
+            <wp:docPr descr="4" title="" id="31" name="Picture"/>
+            <a:graphic>
+              <a:graphicData uri="http://schemas.openxmlformats.org/drawingml/2006/picture">
+                <pic:pic>
+                  <pic:nvPicPr>
+                    <pic:cNvPr descr="image/4.png" id="32" name="Picture"/>
+                    <pic:cNvPicPr>
+                      <a:picLocks noChangeArrowheads="1" noChangeAspect="1"/>
+                    </pic:cNvPicPr>
+                  </pic:nvPicPr>
+                  <pic:blipFill>
+                    <a:blip r:embed="rId30"/>
+                    <a:stretch>
+                      <a:fillRect/>
+                    </a:stretch>
+                  </pic:blipFill>
+                  <pic:spPr bwMode="auto">
+                    <a:xfrm>
+                      <a:off x="0" y="0"/>
+                      <a:ext cx="5334000" cy="2368473"/>
+                    </a:xfrm>
+                    <a:prstGeom prst="rect">
+                      <a:avLst/>
+                    </a:prstGeom>
+                    <a:noFill/>
+                    <a:ln w="9525">
+                      <a:noFill/>
+                      <a:headEnd/>
+                      <a:tailEnd/>
+                    </a:ln>
+                  </pic:spPr>
+                </pic:pic>
+              </a:graphicData>
+            </a:graphic>
+          </wp:inline>
+        </w:drawing>
+      </w:r>
+    </w:p>
+    <w:p>
+      <w:pPr>
+        <w:pStyle w:val="ImageCaption"/>
+      </w:pPr>
+      <w:r>
+        <w:t xml:space="preserve">4</w:t>
+      </w:r>
+    </w:p>
+    <w:p>
+      <w:pPr>
+        <w:pStyle w:val="BodyText"/>
+      </w:pPr>
+      <w:r>
         <w:t xml:space="preserve">#Вывод</w:t>
       </w:r>
     </w:p>
@@ -402,10 +404,43 @@
         <w:pStyle w:val="BodyText"/>
       </w:pPr>
       <w:r>
-        <w:t xml:space="preserve">В результате работы была добавлена информация о навыках, а также написано 2 поста</w:t>
-      </w:r>
-    </w:p>
-    <w:bookmarkEnd w:id="31"/>
+        <w:t xml:space="preserve">В ходе лабораторной работы утилита Hydra была применена для подбора учетных данных. Подтверждена её функциональность по поддержке множества приложений (от веб-форм до SSH). Эксперимент показал, что скорость и успех подбора зависят от качества словаря и количества потоков. На практике доказано, что использование простых или словарных паролей делает систему уязвимой для атак типа</w:t>
+      </w:r>
+      <w:r>
+        <w:t xml:space="preserve"> </w:t>
+      </w:r>
+      <w:r>
+        <w:t xml:space="preserve">“</w:t>
+      </w:r>
+      <w:r>
+        <w:t xml:space="preserve">brute force</w:t>
+      </w:r>
+      <w:r>
+        <w:t xml:space="preserve">”</w:t>
+      </w:r>
+      <w:r>
+        <w:t xml:space="preserve"> </w:t>
+      </w:r>
+      <w:r>
+        <w:t xml:space="preserve">и</w:t>
+      </w:r>
+      <w:r>
+        <w:t xml:space="preserve"> </w:t>
+      </w:r>
+      <w:r>
+        <w:t xml:space="preserve">“</w:t>
+      </w:r>
+      <w:r>
+        <w:t xml:space="preserve">dictionary attack</w:t>
+      </w:r>
+      <w:r>
+        <w:t xml:space="preserve">”</w:t>
+      </w:r>
+      <w:r>
+        <w:t xml:space="preserve">, и Hydra позволяет эффективно демонстрировать эту уязвимость.</w:t>
+      </w:r>
+    </w:p>
+    <w:bookmarkEnd w:id="33"/>
     <w:sectPr/>
   </w:body>
 </w:document>
